--- a/documentationsassignment3.docx
+++ b/documentationsassignment3.docx
@@ -1442,23 +1442,38 @@
         <w:ind w:left="0" w:firstLine="339"/>
       </w:pPr>
       <w:r>
-        <w:rPr>
-          <w:noProof/>
-        </w:rPr>
+        <w:tab/>
+      </w:r>
+      <w:r>
+        <w:rPr>
+          <w:b/>
+          <w:bCs/>
+        </w:rPr>
+        <w:t xml:space="preserve">Result: </w:t>
+      </w:r>
+      <w:r>
+        <w:t>The system verifies admin privileges and permanently removes the user and their associated properties.</w:t>
+      </w:r>
+    </w:p>
+    <w:p>
+      <w:pPr>
+        <w:ind w:left="0" w:firstLine="339"/>
+      </w:pPr>
+      <w:r>
         <w:lastRenderedPageBreak/>
         <w:drawing>
-          <wp:anchor distT="0" distB="0" distL="114300" distR="114300" simplePos="0" relativeHeight="251660288" behindDoc="0" locked="0" layoutInCell="1" allowOverlap="1" wp14:anchorId="49E2054B" wp14:editId="6A67C0EE">
+          <wp:anchor distT="0" distB="0" distL="114300" distR="114300" simplePos="0" relativeHeight="251664384" behindDoc="0" locked="0" layoutInCell="1" allowOverlap="1" wp14:anchorId="452D273F" wp14:editId="0171774B">
             <wp:simplePos x="0" y="0"/>
             <wp:positionH relativeFrom="column">
-              <wp:posOffset>1888490</wp:posOffset>
+              <wp:posOffset>1688440</wp:posOffset>
             </wp:positionH>
             <wp:positionV relativeFrom="paragraph">
-              <wp:posOffset>558800</wp:posOffset>
+              <wp:posOffset>437</wp:posOffset>
             </wp:positionV>
-            <wp:extent cx="1939290" cy="2658745"/>
-            <wp:effectExtent l="0" t="0" r="3810" b="8255"/>
+            <wp:extent cx="2072005" cy="4323715"/>
+            <wp:effectExtent l="0" t="0" r="4445" b="635"/>
             <wp:wrapTopAndBottom/>
-            <wp:docPr id="765884089" name="Picture 3"/>
+            <wp:docPr id="1869466592" name="Picture 4"/>
             <wp:cNvGraphicFramePr>
               <a:graphicFrameLocks xmlns:a="http://schemas.openxmlformats.org/drawingml/2006/main" noChangeAspect="1"/>
             </wp:cNvGraphicFramePr>
@@ -1466,7 +1481,7 @@
               <a:graphicData uri="http://schemas.openxmlformats.org/drawingml/2006/picture">
                 <pic:pic xmlns:pic="http://schemas.openxmlformats.org/drawingml/2006/picture">
                   <pic:nvPicPr>
-                    <pic:cNvPr id="0" name="Picture 2"/>
+                    <pic:cNvPr id="0" name="Picture 6"/>
                     <pic:cNvPicPr>
                       <a:picLocks noChangeAspect="1" noChangeArrowheads="1"/>
                     </pic:cNvPicPr>
@@ -1487,12 +1502,15 @@
                   <pic:spPr bwMode="auto">
                     <a:xfrm>
                       <a:off x="0" y="0"/>
-                      <a:ext cx="1939290" cy="2658745"/>
+                      <a:ext cx="2072005" cy="4323715"/>
                     </a:xfrm>
                     <a:prstGeom prst="rect">
                       <a:avLst/>
                     </a:prstGeom>
                     <a:noFill/>
+                    <a:ln>
+                      <a:noFill/>
+                    </a:ln>
                   </pic:spPr>
                 </pic:pic>
               </a:graphicData>
@@ -1506,19 +1524,6 @@
           </wp:anchor>
         </w:drawing>
       </w:r>
-      <w:r>
-        <w:tab/>
-      </w:r>
-      <w:r>
-        <w:rPr>
-          <w:b/>
-          <w:bCs/>
-        </w:rPr>
-        <w:t xml:space="preserve">Result: </w:t>
-      </w:r>
-      <w:r>
-        <w:t>The system verifies admin privileges and permanently removes the user and their associated properties.</w:t>
-      </w:r>
     </w:p>
     <w:p>
       <w:pPr>
@@ -1675,6 +1680,7 @@
         <w:ind w:left="0" w:firstLine="339"/>
       </w:pPr>
       <w:r>
+        <w:lastRenderedPageBreak/>
         <w:t>The entity-relationship diagram should illustrate the structure of the database and the relationships between entities.</w:t>
       </w:r>
     </w:p>
@@ -1731,7 +1737,6 @@
         <w:ind w:left="0" w:firstLine="339"/>
       </w:pPr>
       <w:r>
-        <w:lastRenderedPageBreak/>
         <w:tab/>
       </w:r>
       <w:r>
@@ -1868,24 +1873,30 @@
         <w:ind w:left="0" w:firstLine="339"/>
       </w:pPr>
       <w:r>
+        <w:tab/>
+      </w:r>
+      <w:r>
         <w:rPr>
           <w:b/>
           <w:bCs/>
-          <w:noProof/>
-        </w:rPr>
+        </w:rPr>
+        <w:t xml:space="preserve">Relationships: </w:t>
+      </w:r>
+      <w:r>
+        <w:t>Many-to-One with users.</w:t>
+      </w:r>
+    </w:p>
+    <w:p>
+      <w:pPr>
+        <w:ind w:left="0" w:firstLine="339"/>
+      </w:pPr>
+      <w:r>
+        <w:lastRenderedPageBreak/>
         <w:drawing>
-          <wp:anchor distT="0" distB="0" distL="114300" distR="114300" simplePos="0" relativeHeight="251663360" behindDoc="0" locked="0" layoutInCell="1" allowOverlap="1" wp14:anchorId="4F1858A1" wp14:editId="366563B6">
-            <wp:simplePos x="0" y="0"/>
-            <wp:positionH relativeFrom="margin">
-              <wp:align>center</wp:align>
-            </wp:positionH>
-            <wp:positionV relativeFrom="paragraph">
-              <wp:posOffset>406301</wp:posOffset>
-            </wp:positionV>
-            <wp:extent cx="4167505" cy="4132580"/>
-            <wp:effectExtent l="0" t="0" r="4445" b="1270"/>
-            <wp:wrapTopAndBottom/>
-            <wp:docPr id="1198459501" name="Picture 1"/>
+          <wp:inline distT="0" distB="0" distL="0" distR="0" wp14:anchorId="6E746EBB" wp14:editId="03C8FFA9">
+            <wp:extent cx="5439534" cy="8164064"/>
+            <wp:effectExtent l="0" t="0" r="8890" b="8890"/>
+            <wp:docPr id="1118041747" name="Picture 1"/>
             <wp:cNvGraphicFramePr>
               <a:graphicFrameLocks xmlns:a="http://schemas.openxmlformats.org/drawingml/2006/main" noChangeAspect="1"/>
             </wp:cNvGraphicFramePr>
@@ -1893,17 +1904,11 @@
               <a:graphicData uri="http://schemas.openxmlformats.org/drawingml/2006/picture">
                 <pic:pic xmlns:pic="http://schemas.openxmlformats.org/drawingml/2006/picture">
                   <pic:nvPicPr>
-                    <pic:cNvPr id="1198459501" name=""/>
+                    <pic:cNvPr id="1118041747" name=""/>
                     <pic:cNvPicPr/>
                   </pic:nvPicPr>
                   <pic:blipFill>
-                    <a:blip r:embed="rId9">
-                      <a:extLst>
-                        <a:ext uri="{28A0092B-C50C-407E-A947-70E740481C1C}">
-                          <a14:useLocalDpi xmlns:a14="http://schemas.microsoft.com/office/drawing/2010/main" val="0"/>
-                        </a:ext>
-                      </a:extLst>
-                    </a:blip>
+                    <a:blip r:embed="rId9"/>
                     <a:stretch>
                       <a:fillRect/>
                     </a:stretch>
@@ -1911,7 +1916,7 @@
                   <pic:spPr>
                     <a:xfrm>
                       <a:off x="0" y="0"/>
-                      <a:ext cx="4167505" cy="4132580"/>
+                      <a:ext cx="5439534" cy="8164064"/>
                     </a:xfrm>
                     <a:prstGeom prst="rect">
                       <a:avLst/>
@@ -1920,27 +1925,8 @@
                 </pic:pic>
               </a:graphicData>
             </a:graphic>
-            <wp14:sizeRelH relativeFrom="margin">
-              <wp14:pctWidth>0</wp14:pctWidth>
-            </wp14:sizeRelH>
-            <wp14:sizeRelV relativeFrom="margin">
-              <wp14:pctHeight>0</wp14:pctHeight>
-            </wp14:sizeRelV>
-          </wp:anchor>
+          </wp:inline>
         </w:drawing>
-      </w:r>
-      <w:r>
-        <w:tab/>
-      </w:r>
-      <w:r>
-        <w:rPr>
-          <w:b/>
-          <w:bCs/>
-        </w:rPr>
-        <w:t xml:space="preserve">Relationships: </w:t>
-      </w:r>
-      <w:r>
-        <w:t>Many-to-One with users.</w:t>
       </w:r>
     </w:p>
     <w:p>
@@ -1950,6 +1936,7 @@
       </w:pPr>
       <w:bookmarkStart w:id="7" w:name="_Toc4406"/>
       <w:r>
+        <w:lastRenderedPageBreak/>
         <w:t>Component</w:t>
       </w:r>
       <w:bookmarkEnd w:id="7"/>
@@ -1989,7 +1976,6 @@
       </w:pPr>
       <w:bookmarkStart w:id="8" w:name="_Toc4407"/>
       <w:r>
-        <w:lastRenderedPageBreak/>
         <w:t>Component</w:t>
       </w:r>
       <w:bookmarkEnd w:id="8"/>
@@ -2169,16 +2155,28 @@
       <w:pPr>
         <w:ind w:left="0" w:firstLine="339"/>
       </w:pPr>
-      <w:r>
-        <w:rPr>
-          <w:noProof/>
-        </w:rPr>
+    </w:p>
+    <w:p>
+      <w:pPr>
+        <w:ind w:left="0" w:firstLine="339"/>
+      </w:pPr>
+    </w:p>
+    <w:p>
+      <w:pPr>
+        <w:ind w:left="0" w:firstLine="339"/>
+      </w:pPr>
+    </w:p>
+    <w:p>
+      <w:pPr>
+        <w:ind w:left="0" w:firstLine="339"/>
+      </w:pPr>
+      <w:r>
         <w:lastRenderedPageBreak/>
         <w:drawing>
-          <wp:inline distT="0" distB="0" distL="0" distR="0" wp14:anchorId="403A1354" wp14:editId="023C0BE4">
-            <wp:extent cx="5760720" cy="4255135"/>
+          <wp:inline distT="0" distB="0" distL="0" distR="0" wp14:anchorId="401B9E0D" wp14:editId="1052250C">
+            <wp:extent cx="5760720" cy="5647055"/>
             <wp:effectExtent l="0" t="0" r="0" b="0"/>
-            <wp:docPr id="445170670" name="Picture 1"/>
+            <wp:docPr id="1272579599" name="Picture 1"/>
             <wp:cNvGraphicFramePr>
               <a:graphicFrameLocks xmlns:a="http://schemas.openxmlformats.org/drawingml/2006/main" noChangeAspect="1"/>
             </wp:cNvGraphicFramePr>
@@ -2186,7 +2184,7 @@
               <a:graphicData uri="http://schemas.openxmlformats.org/drawingml/2006/picture">
                 <pic:pic xmlns:pic="http://schemas.openxmlformats.org/drawingml/2006/picture">
                   <pic:nvPicPr>
-                    <pic:cNvPr id="445170670" name=""/>
+                    <pic:cNvPr id="1272579599" name=""/>
                     <pic:cNvPicPr/>
                   </pic:nvPicPr>
                   <pic:blipFill>
@@ -2198,7 +2196,7 @@
                   <pic:spPr>
                     <a:xfrm>
                       <a:off x="0" y="0"/>
-                      <a:ext cx="5760720" cy="4255135"/>
+                      <a:ext cx="5760720" cy="5647055"/>
                     </a:xfrm>
                     <a:prstGeom prst="rect">
                       <a:avLst/>
@@ -2233,21 +2231,6 @@
     </w:p>
     <w:p>
       <w:pPr>
-        <w:ind w:left="0" w:firstLine="339"/>
-      </w:pPr>
-    </w:p>
-    <w:p>
-      <w:pPr>
-        <w:ind w:left="0" w:firstLine="339"/>
-      </w:pPr>
-    </w:p>
-    <w:p>
-      <w:pPr>
-        <w:ind w:left="0" w:firstLine="339"/>
-      </w:pPr>
-    </w:p>
-    <w:p>
-      <w:pPr>
         <w:pStyle w:val="Heading2"/>
         <w:ind w:left="598" w:hanging="613"/>
       </w:pPr>
@@ -2274,15 +2257,12 @@
         <w:ind w:left="0" w:firstLine="339"/>
       </w:pPr>
       <w:r>
-        <w:rPr>
-          <w:noProof/>
-        </w:rPr>
         <w:lastRenderedPageBreak/>
         <w:drawing>
-          <wp:inline distT="0" distB="0" distL="0" distR="0" wp14:anchorId="28CEB68A" wp14:editId="0DFF8A58">
-            <wp:extent cx="5760720" cy="2858135"/>
+          <wp:inline distT="0" distB="0" distL="0" distR="0" wp14:anchorId="5F04904D" wp14:editId="14D70622">
+            <wp:extent cx="5760720" cy="3854450"/>
             <wp:effectExtent l="0" t="0" r="0" b="0"/>
-            <wp:docPr id="1368452966" name="Picture 1"/>
+            <wp:docPr id="1123393712" name="Picture 1"/>
             <wp:cNvGraphicFramePr>
               <a:graphicFrameLocks xmlns:a="http://schemas.openxmlformats.org/drawingml/2006/main" noChangeAspect="1"/>
             </wp:cNvGraphicFramePr>
@@ -2290,7 +2270,7 @@
               <a:graphicData uri="http://schemas.openxmlformats.org/drawingml/2006/picture">
                 <pic:pic xmlns:pic="http://schemas.openxmlformats.org/drawingml/2006/picture">
                   <pic:nvPicPr>
-                    <pic:cNvPr id="1368452966" name=""/>
+                    <pic:cNvPr id="1123393712" name=""/>
                     <pic:cNvPicPr/>
                   </pic:nvPicPr>
                   <pic:blipFill>
@@ -2302,7 +2282,7 @@
                   <pic:spPr>
                     <a:xfrm>
                       <a:off x="0" y="0"/>
-                      <a:ext cx="5760720" cy="2858135"/>
+                      <a:ext cx="5760720" cy="3854450"/>
                     </a:xfrm>
                     <a:prstGeom prst="rect">
                       <a:avLst/>
@@ -2707,6 +2687,7 @@
       </w:pPr>
       <w:bookmarkStart w:id="12" w:name="_Toc4411"/>
       <w:r>
+        <w:lastRenderedPageBreak/>
         <w:t>Implementation phase - Application</w:t>
       </w:r>
       <w:bookmarkEnd w:id="12"/>
@@ -2739,7 +2720,6 @@
           <w:b/>
           <w:bCs/>
         </w:rPr>
-        <w:lastRenderedPageBreak/>
         <w:t xml:space="preserve">Programming Language: </w:t>
       </w:r>
       <w:r>
@@ -3048,6 +3028,7 @@
       </w:pPr>
       <w:bookmarkStart w:id="16" w:name="_Toc4415"/>
       <w:r>
+        <w:lastRenderedPageBreak/>
         <w:t>Testing and validation</w:t>
       </w:r>
       <w:bookmarkEnd w:id="16"/>
@@ -6137,7 +6118,6 @@
   <w:style w:type="character" w:default="1" w:styleId="DefaultParagraphFont">
     <w:name w:val="Default Paragraph Font"/>
     <w:uiPriority w:val="1"/>
-    <w:semiHidden/>
     <w:unhideWhenUsed/>
   </w:style>
   <w:style w:type="table" w:default="1" w:styleId="TableNormal">
